--- a/docs/TASK_ASSIGNMENT.docx
+++ b/docs/TASK_ASSIGNMENT.docx
@@ -25,7 +25,7 @@
           <w:color w:val="666666"/>
           <w:sz w:val="20"/>
         </w:rPr>
-        <w:t>版本：v3.0（最终版） | 日期：2026-08-10 | 组长：成员A</w:t>
+        <w:t>版本：v3.1（修正版） | 日期：2026-08-11 | 组长：成员A</w:t>
       </w:r>
     </w:p>
     <w:p>
@@ -626,7 +626,7 @@
                 <w:rFonts w:ascii="????" w:hAnsi="????" w:eastAsia="????"/>
                 <w:sz w:val="18"/>
               </w:rPr>
-              <w:t>VS Code</w:t>
+              <w:t>后端 IDEA Community / 前端 VS Code</w:t>
             </w:r>
           </w:p>
         </w:tc>
@@ -641,7 +641,7 @@
                 <w:rFonts w:ascii="????" w:hAnsi="????" w:eastAsia="????"/>
                 <w:sz w:val="18"/>
               </w:rPr>
-              <w:t>全员统一</w:t>
+              <w:t>统一</w:t>
             </w:r>
           </w:p>
         </w:tc>
@@ -671,14 +671,13 @@
         <w:tblLook w:firstColumn="1" w:firstRow="1" w:lastColumn="0" w:lastRow="0" w:noHBand="0" w:noVBand="1" w:val="04A0"/>
       </w:tblPr>
       <w:tblGrid>
-        <w:gridCol w:w="3024"/>
-        <w:gridCol w:w="3024"/>
-        <w:gridCol w:w="3024"/>
+        <w:gridCol w:w="4536"/>
+        <w:gridCol w:w="4536"/>
       </w:tblGrid>
       <w:tr>
         <w:tc>
           <w:tcPr>
-            <w:tcW w:type="dxa" w:w="3024"/>
+            <w:tcW w:type="dxa" w:w="4536"/>
             <w:shd w:fill="E8E8E8" w:val="clear"/>
           </w:tcPr>
           <w:p>
@@ -695,7 +694,7 @@
         </w:tc>
         <w:tc>
           <w:tcPr>
-            <w:tcW w:type="dxa" w:w="3024"/>
+            <w:tcW w:type="dxa" w:w="4536"/>
             <w:shd w:fill="E8E8E8" w:val="clear"/>
           </w:tcPr>
           <w:p>
@@ -710,28 +709,11 @@
             </w:r>
           </w:p>
         </w:tc>
-        <w:tc>
-          <w:tcPr>
-            <w:tcW w:type="dxa" w:w="3024"/>
-            <w:shd w:fill="E8E8E8" w:val="clear"/>
-          </w:tcPr>
-          <w:p>
-            <w:r/>
-            <w:r>
-              <w:rPr>
-                <w:rFonts w:ascii="????" w:hAnsi="????" w:eastAsia="????"/>
-                <w:b/>
-                <w:sz w:val="18"/>
-              </w:rPr>
-              <w:t>说明</w:t>
-            </w:r>
-          </w:p>
-        </w:tc>
       </w:tr>
       <w:tr>
         <w:tc>
           <w:tcPr>
-            <w:tcW w:type="dxa" w:w="3024"/>
+            <w:tcW w:type="dxa" w:w="4536"/>
           </w:tcPr>
           <w:p>
             <w:r/>
@@ -740,13 +722,13 @@
                 <w:rFonts w:ascii="????" w:hAnsi="????" w:eastAsia="????"/>
                 <w:sz w:val="18"/>
               </w:rPr>
-              <w:t>前端框架</w:t>
+              <w:t>前端</w:t>
             </w:r>
           </w:p>
         </w:tc>
         <w:tc>
           <w:tcPr>
-            <w:tcW w:type="dxa" w:w="3024"/>
+            <w:tcW w:type="dxa" w:w="4536"/>
           </w:tcPr>
           <w:p>
             <w:r/>
@@ -755,13 +737,15 @@
                 <w:rFonts w:ascii="????" w:hAnsi="????" w:eastAsia="????"/>
                 <w:sz w:val="18"/>
               </w:rPr>
-              <w:t>Vue 3 + Vite</w:t>
+              <w:t>Vue 3 + Vite + Vant 4 + Vue Router + Pinia + Axios</w:t>
             </w:r>
           </w:p>
         </w:tc>
+      </w:tr>
+      <w:tr>
         <w:tc>
           <w:tcPr>
-            <w:tcW w:type="dxa" w:w="3024"/>
+            <w:tcW w:type="dxa" w:w="4536"/>
           </w:tcPr>
           <w:p>
             <w:r/>
@@ -770,15 +754,13 @@
                 <w:rFonts w:ascii="????" w:hAnsi="????" w:eastAsia="????"/>
                 <w:sz w:val="18"/>
               </w:rPr>
-              <w:t>中文文档全，上手快</w:t>
+              <w:t>后端</w:t>
             </w:r>
           </w:p>
         </w:tc>
-      </w:tr>
-      <w:tr>
         <w:tc>
           <w:tcPr>
-            <w:tcW w:type="dxa" w:w="3024"/>
+            <w:tcW w:type="dxa" w:w="4536"/>
           </w:tcPr>
           <w:p>
             <w:r/>
@@ -787,37 +769,7 @@
                 <w:rFonts w:ascii="????" w:hAnsi="????" w:eastAsia="????"/>
                 <w:sz w:val="18"/>
               </w:rPr>
-              <w:t>UI 组件库</w:t>
-            </w:r>
-          </w:p>
-        </w:tc>
-        <w:tc>
-          <w:tcPr>
-            <w:tcW w:type="dxa" w:w="3024"/>
-          </w:tcPr>
-          <w:p>
-            <w:r/>
-            <w:r>
-              <w:rPr>
-                <w:rFonts w:ascii="????" w:hAnsi="????" w:eastAsia="????"/>
-                <w:sz w:val="18"/>
-              </w:rPr>
-              <w:t>Vant 4</w:t>
-            </w:r>
-          </w:p>
-        </w:tc>
-        <w:tc>
-          <w:tcPr>
-            <w:tcW w:type="dxa" w:w="3024"/>
-          </w:tcPr>
-          <w:p>
-            <w:r/>
-            <w:r>
-              <w:rPr>
-                <w:rFonts w:ascii="????" w:hAnsi="????" w:eastAsia="????"/>
-                <w:sz w:val="18"/>
-              </w:rPr>
-              <w:t>移动端 H5 组件（TabBar/Swiper/Popup/Card）</w:t>
+              <w:t>Spring Boot 3.x + MyBatis-Plus + Spring Security + JWT</w:t>
             </w:r>
           </w:p>
         </w:tc>
@@ -825,289 +777,7 @@
       <w:tr>
         <w:tc>
           <w:tcPr>
-            <w:tcW w:type="dxa" w:w="3024"/>
-          </w:tcPr>
-          <w:p>
-            <w:r/>
-            <w:r>
-              <w:rPr>
-                <w:rFonts w:ascii="????" w:hAnsi="????" w:eastAsia="????"/>
-                <w:sz w:val="18"/>
-              </w:rPr>
-              <w:t>路由</w:t>
-            </w:r>
-          </w:p>
-        </w:tc>
-        <w:tc>
-          <w:tcPr>
-            <w:tcW w:type="dxa" w:w="3024"/>
-          </w:tcPr>
-          <w:p>
-            <w:r/>
-            <w:r>
-              <w:rPr>
-                <w:rFonts w:ascii="????" w:hAnsi="????" w:eastAsia="????"/>
-                <w:sz w:val="18"/>
-              </w:rPr>
-              <w:t>Vue Router 4</w:t>
-            </w:r>
-          </w:p>
-        </w:tc>
-        <w:tc>
-          <w:tcPr>
-            <w:tcW w:type="dxa" w:w="3024"/>
-          </w:tcPr>
-          <w:p>
-            <w:r/>
-            <w:r>
-              <w:rPr>
-                <w:rFonts w:ascii="????" w:hAnsi="????" w:eastAsia="????"/>
-                <w:sz w:val="18"/>
-              </w:rPr>
-              <w:t>15 个页面路由</w:t>
-            </w:r>
-          </w:p>
-        </w:tc>
-      </w:tr>
-      <w:tr>
-        <w:tc>
-          <w:tcPr>
-            <w:tcW w:type="dxa" w:w="3024"/>
-          </w:tcPr>
-          <w:p>
-            <w:r/>
-            <w:r>
-              <w:rPr>
-                <w:rFonts w:ascii="????" w:hAnsi="????" w:eastAsia="????"/>
-                <w:sz w:val="18"/>
-              </w:rPr>
-              <w:t>状态</w:t>
-            </w:r>
-          </w:p>
-        </w:tc>
-        <w:tc>
-          <w:tcPr>
-            <w:tcW w:type="dxa" w:w="3024"/>
-          </w:tcPr>
-          <w:p>
-            <w:r/>
-            <w:r>
-              <w:rPr>
-                <w:rFonts w:ascii="????" w:hAnsi="????" w:eastAsia="????"/>
-                <w:sz w:val="18"/>
-              </w:rPr>
-              <w:t>Pinia</w:t>
-            </w:r>
-          </w:p>
-        </w:tc>
-        <w:tc>
-          <w:tcPr>
-            <w:tcW w:type="dxa" w:w="3024"/>
-          </w:tcPr>
-          <w:p>
-            <w:r/>
-            <w:r>
-              <w:rPr>
-                <w:rFonts w:ascii="????" w:hAnsi="????" w:eastAsia="????"/>
-                <w:sz w:val="18"/>
-              </w:rPr>
-              <w:t>用户登录态、订单临时状态</w:t>
-            </w:r>
-          </w:p>
-        </w:tc>
-      </w:tr>
-      <w:tr>
-        <w:tc>
-          <w:tcPr>
-            <w:tcW w:type="dxa" w:w="3024"/>
-          </w:tcPr>
-          <w:p>
-            <w:r/>
-            <w:r>
-              <w:rPr>
-                <w:rFonts w:ascii="????" w:hAnsi="????" w:eastAsia="????"/>
-                <w:sz w:val="18"/>
-              </w:rPr>
-              <w:t>HTTP</w:t>
-            </w:r>
-          </w:p>
-        </w:tc>
-        <w:tc>
-          <w:tcPr>
-            <w:tcW w:type="dxa" w:w="3024"/>
-          </w:tcPr>
-          <w:p>
-            <w:r/>
-            <w:r>
-              <w:rPr>
-                <w:rFonts w:ascii="????" w:hAnsi="????" w:eastAsia="????"/>
-                <w:sz w:val="18"/>
-              </w:rPr>
-              <w:t>Axios</w:t>
-            </w:r>
-          </w:p>
-        </w:tc>
-        <w:tc>
-          <w:tcPr>
-            <w:tcW w:type="dxa" w:w="3024"/>
-          </w:tcPr>
-          <w:p>
-            <w:r/>
-            <w:r>
-              <w:rPr>
-                <w:rFonts w:ascii="????" w:hAnsi="????" w:eastAsia="????"/>
-                <w:sz w:val="18"/>
-              </w:rPr>
-              <w:t>请求拦截 + Token 注入</w:t>
-            </w:r>
-          </w:p>
-        </w:tc>
-      </w:tr>
-      <w:tr>
-        <w:tc>
-          <w:tcPr>
-            <w:tcW w:type="dxa" w:w="3024"/>
-          </w:tcPr>
-          <w:p>
-            <w:r/>
-            <w:r>
-              <w:rPr>
-                <w:rFonts w:ascii="????" w:hAnsi="????" w:eastAsia="????"/>
-                <w:sz w:val="18"/>
-              </w:rPr>
-              <w:t>后端框架</w:t>
-            </w:r>
-          </w:p>
-        </w:tc>
-        <w:tc>
-          <w:tcPr>
-            <w:tcW w:type="dxa" w:w="3024"/>
-          </w:tcPr>
-          <w:p>
-            <w:r/>
-            <w:r>
-              <w:rPr>
-                <w:rFonts w:ascii="????" w:hAnsi="????" w:eastAsia="????"/>
-                <w:sz w:val="18"/>
-              </w:rPr>
-              <w:t>Spring Boot 3.x</w:t>
-            </w:r>
-          </w:p>
-        </w:tc>
-        <w:tc>
-          <w:tcPr>
-            <w:tcW w:type="dxa" w:w="3024"/>
-          </w:tcPr>
-          <w:p>
-            <w:r/>
-            <w:r>
-              <w:rPr>
-                <w:rFonts w:ascii="????" w:hAnsi="????" w:eastAsia="????"/>
-                <w:sz w:val="18"/>
-              </w:rPr>
-              <w:t>老师要求 Spring</w:t>
-            </w:r>
-          </w:p>
-        </w:tc>
-      </w:tr>
-      <w:tr>
-        <w:tc>
-          <w:tcPr>
-            <w:tcW w:type="dxa" w:w="3024"/>
-          </w:tcPr>
-          <w:p>
-            <w:r/>
-            <w:r>
-              <w:rPr>
-                <w:rFonts w:ascii="????" w:hAnsi="????" w:eastAsia="????"/>
-                <w:sz w:val="18"/>
-              </w:rPr>
-              <w:t>ORM</w:t>
-            </w:r>
-          </w:p>
-        </w:tc>
-        <w:tc>
-          <w:tcPr>
-            <w:tcW w:type="dxa" w:w="3024"/>
-          </w:tcPr>
-          <w:p>
-            <w:r/>
-            <w:r>
-              <w:rPr>
-                <w:rFonts w:ascii="????" w:hAnsi="????" w:eastAsia="????"/>
-                <w:sz w:val="18"/>
-              </w:rPr>
-              <w:t>MyBatis-Plus</w:t>
-            </w:r>
-          </w:p>
-        </w:tc>
-        <w:tc>
-          <w:tcPr>
-            <w:tcW w:type="dxa" w:w="3024"/>
-          </w:tcPr>
-          <w:p>
-            <w:r/>
-            <w:r>
-              <w:rPr>
-                <w:rFonts w:ascii="????" w:hAnsi="????" w:eastAsia="????"/>
-                <w:sz w:val="18"/>
-              </w:rPr>
-              <w:t>比 JPA 上手快</w:t>
-            </w:r>
-          </w:p>
-        </w:tc>
-      </w:tr>
-      <w:tr>
-        <w:tc>
-          <w:tcPr>
-            <w:tcW w:type="dxa" w:w="3024"/>
-          </w:tcPr>
-          <w:p>
-            <w:r/>
-            <w:r>
-              <w:rPr>
-                <w:rFonts w:ascii="????" w:hAnsi="????" w:eastAsia="????"/>
-                <w:sz w:val="18"/>
-              </w:rPr>
-              <w:t>鉴权</w:t>
-            </w:r>
-          </w:p>
-        </w:tc>
-        <w:tc>
-          <w:tcPr>
-            <w:tcW w:type="dxa" w:w="3024"/>
-          </w:tcPr>
-          <w:p>
-            <w:r/>
-            <w:r>
-              <w:rPr>
-                <w:rFonts w:ascii="????" w:hAnsi="????" w:eastAsia="????"/>
-                <w:sz w:val="18"/>
-              </w:rPr>
-              <w:t>Spring Security + JWT</w:t>
-            </w:r>
-          </w:p>
-        </w:tc>
-        <w:tc>
-          <w:tcPr>
-            <w:tcW w:type="dxa" w:w="3024"/>
-          </w:tcPr>
-          <w:p>
-            <w:r/>
-            <w:r>
-              <w:rPr>
-                <w:rFonts w:ascii="????" w:hAnsi="????" w:eastAsia="????"/>
-                <w:sz w:val="18"/>
-              </w:rPr>
-              <w:t>BCrypt 加密 + Token</w:t>
-            </w:r>
-          </w:p>
-        </w:tc>
-      </w:tr>
-      <w:tr>
-        <w:tc>
-          <w:tcPr>
-            <w:tcW w:type="dxa" w:w="3024"/>
+            <w:tcW w:type="dxa" w:w="4536"/>
           </w:tcPr>
           <w:p>
             <w:r/>
@@ -1122,7 +792,7 @@
         </w:tc>
         <w:tc>
           <w:tcPr>
-            <w:tcW w:type="dxa" w:w="3024"/>
+            <w:tcW w:type="dxa" w:w="4536"/>
           </w:tcPr>
           <w:p>
             <w:r/>
@@ -1131,13 +801,15 @@
                 <w:rFonts w:ascii="????" w:hAnsi="????" w:eastAsia="????"/>
                 <w:sz w:val="18"/>
               </w:rPr>
-              <w:t>H2</w:t>
+              <w:t>H2 内嵌（零配置）</w:t>
             </w:r>
           </w:p>
         </w:tc>
+      </w:tr>
+      <w:tr>
         <w:tc>
           <w:tcPr>
-            <w:tcW w:type="dxa" w:w="3024"/>
+            <w:tcW w:type="dxa" w:w="4536"/>
           </w:tcPr>
           <w:p>
             <w:r/>
@@ -1146,15 +818,13 @@
                 <w:rFonts w:ascii="????" w:hAnsi="????" w:eastAsia="????"/>
                 <w:sz w:val="18"/>
               </w:rPr>
-              <w:t>内嵌数据库，启动即用，免安装</w:t>
+              <w:t>构建</w:t>
             </w:r>
           </w:p>
         </w:tc>
-      </w:tr>
-      <w:tr>
         <w:tc>
           <w:tcPr>
-            <w:tcW w:type="dxa" w:w="3024"/>
+            <w:tcW w:type="dxa" w:w="4536"/>
           </w:tcPr>
           <w:p>
             <w:r/>
@@ -1163,13 +833,15 @@
                 <w:rFonts w:ascii="????" w:hAnsi="????" w:eastAsia="????"/>
                 <w:sz w:val="18"/>
               </w:rPr>
-              <w:t>构建工具</w:t>
+              <w:t>Maven（后端）+ npm（前端）</w:t>
             </w:r>
           </w:p>
         </w:tc>
+      </w:tr>
+      <w:tr>
         <w:tc>
           <w:tcPr>
-            <w:tcW w:type="dxa" w:w="3024"/>
+            <w:tcW w:type="dxa" w:w="4536"/>
           </w:tcPr>
           <w:p>
             <w:r/>
@@ -1178,13 +850,13 @@
                 <w:rFonts w:ascii="????" w:hAnsi="????" w:eastAsia="????"/>
                 <w:sz w:val="18"/>
               </w:rPr>
-              <w:t>Maven</w:t>
+              <w:t>演示</w:t>
             </w:r>
           </w:p>
         </w:tc>
         <w:tc>
           <w:tcPr>
-            <w:tcW w:type="dxa" w:w="3024"/>
+            <w:tcW w:type="dxa" w:w="4536"/>
           </w:tcPr>
           <w:p>
             <w:r/>
@@ -1193,101 +865,7 @@
                 <w:rFonts w:ascii="????" w:hAnsi="????" w:eastAsia="????"/>
                 <w:sz w:val="18"/>
               </w:rPr>
-              <w:t>Spring Boot 标配</w:t>
-            </w:r>
-          </w:p>
-        </w:tc>
-      </w:tr>
-      <w:tr>
-        <w:tc>
-          <w:tcPr>
-            <w:tcW w:type="dxa" w:w="3024"/>
-          </w:tcPr>
-          <w:p>
-            <w:r/>
-            <w:r>
-              <w:rPr>
-                <w:rFonts w:ascii="????" w:hAnsi="????" w:eastAsia="????"/>
-                <w:sz w:val="18"/>
-              </w:rPr>
-              <w:t>JDK</w:t>
-            </w:r>
-          </w:p>
-        </w:tc>
-        <w:tc>
-          <w:tcPr>
-            <w:tcW w:type="dxa" w:w="3024"/>
-          </w:tcPr>
-          <w:p>
-            <w:r/>
-            <w:r>
-              <w:rPr>
-                <w:rFonts w:ascii="????" w:hAnsi="????" w:eastAsia="????"/>
-                <w:sz w:val="18"/>
-              </w:rPr>
-              <w:t>Java 17</w:t>
-            </w:r>
-          </w:p>
-        </w:tc>
-        <w:tc>
-          <w:tcPr>
-            <w:tcW w:type="dxa" w:w="3024"/>
-          </w:tcPr>
-          <w:p>
-            <w:r/>
-            <w:r>
-              <w:rPr>
-                <w:rFonts w:ascii="????" w:hAnsi="????" w:eastAsia="????"/>
-                <w:sz w:val="18"/>
-              </w:rPr>
-              <w:t>LTS 长期支持版</w:t>
-            </w:r>
-          </w:p>
-        </w:tc>
-      </w:tr>
-      <w:tr>
-        <w:tc>
-          <w:tcPr>
-            <w:tcW w:type="dxa" w:w="3024"/>
-          </w:tcPr>
-          <w:p>
-            <w:r/>
-            <w:r>
-              <w:rPr>
-                <w:rFonts w:ascii="????" w:hAnsi="????" w:eastAsia="????"/>
-                <w:sz w:val="18"/>
-              </w:rPr>
-              <w:t>演示部署</w:t>
-            </w:r>
-          </w:p>
-        </w:tc>
-        <w:tc>
-          <w:tcPr>
-            <w:tcW w:type="dxa" w:w="3024"/>
-          </w:tcPr>
-          <w:p>
-            <w:r/>
-            <w:r>
-              <w:rPr>
-                <w:rFonts w:ascii="????" w:hAnsi="????" w:eastAsia="????"/>
-                <w:sz w:val="18"/>
-              </w:rPr>
-              <w:t>ngrok</w:t>
-            </w:r>
-          </w:p>
-        </w:tc>
-        <w:tc>
-          <w:tcPr>
-            <w:tcW w:type="dxa" w:w="3024"/>
-          </w:tcPr>
-          <w:p>
-            <w:r/>
-            <w:r>
-              <w:rPr>
-                <w:rFonts w:ascii="????" w:hAnsi="????" w:eastAsia="????"/>
-                <w:sz w:val="18"/>
-              </w:rPr>
-              <w:t>一行命令生成公网网址</w:t>
+              <w:t>ngrok 公网穿透</w:t>
             </w:r>
           </w:p>
         </w:tc>
@@ -1338,13 +916,6 @@
         </w:rPr>
         <w:t>mvn spring-boot:run</w:t>
       </w:r>
-      <w:r>
-        <w:rPr>
-          <w:rFonts w:ascii="????" w:hAnsi="????" w:eastAsia="????"/>
-          <w:sz w:val="22"/>
-        </w:rPr>
-        <w:t>（H2 自动建库建表）</w:t>
-      </w:r>
     </w:p>
     <w:p>
       <w:pPr>
@@ -1375,7 +946,7 @@
           <w:rFonts w:ascii="????" w:hAnsi="????" w:eastAsia="????"/>
           <w:sz w:val="22"/>
         </w:rPr>
-        <w:t>打开终端，运行：</w:t>
+        <w:t>运行：</w:t>
       </w:r>
       <w:r>
         <w:rPr>
@@ -1395,44 +966,7 @@
           <w:rFonts w:ascii="????" w:hAnsi="????" w:eastAsia="????"/>
           <w:sz w:val="22"/>
         </w:rPr>
-        <w:t>屏幕出现公网网址：</w:t>
-      </w:r>
-      <w:r>
-        <w:rPr>
-          <w:rFonts w:ascii="????" w:hAnsi="????" w:eastAsia="????"/>
-          <w:color w:val="E04D3A"/>
-          <w:sz w:val="18"/>
-        </w:rPr>
-        <w:t>https://xxxx.ngrok-free.app</w:t>
-      </w:r>
-    </w:p>
-    <w:p>
-      <w:pPr>
-        <w:pStyle w:val="ListNumber"/>
-      </w:pPr>
-      <w:r>
-        <w:rPr>
-          <w:rFonts w:ascii="????" w:hAnsi="????" w:eastAsia="????"/>
-          <w:sz w:val="22"/>
-        </w:rPr>
-        <w:t>把网址发给老师 → 老师浏览器打开就能用</w:t>
-      </w:r>
-    </w:p>
-    <w:p>
-      <w:pPr>
-        <w:spacing w:before="80" w:after="80"/>
-        <w:ind w:left="567"/>
-        <w:pBdr>
-          <w:left w:val="single" w:sz="12" w:space="8" w:color="1989FA"/>
-        </w:pBdr>
-      </w:pPr>
-      <w:r>
-        <w:rPr>
-          <w:rFonts w:ascii="????" w:hAnsi="????" w:eastAsia="????"/>
-          <w:color w:val="666666"/>
-          <w:sz w:val="20"/>
-        </w:rPr>
-        <w:t>ngrok 免费版够用，提前注册账号即可（用 GitHub 账号登录，不需要绑卡）。</w:t>
+        <w:t>把公网网址发给老师</w:t>
       </w:r>
     </w:p>
     <w:p>
@@ -1448,273 +982,7 @@
         <w:pStyle w:val="Heading2"/>
       </w:pPr>
       <w:r>
-        <w:t>五、VS Code 环境准备</w:t>
-      </w:r>
-    </w:p>
-    <w:p>
-      <w:r>
-        <w:rPr>
-          <w:rFonts w:ascii="????" w:hAnsi="????" w:eastAsia="????"/>
-          <w:sz w:val="22"/>
-        </w:rPr>
-        <w:t>每人需要安装的 VS Code 插件：</w:t>
-      </w:r>
-    </w:p>
-    <w:tbl>
-      <w:tblPr>
-        <w:tblStyle w:val="LightGrid-Accent1"/>
-        <w:tblW w:type="auto" w:w="0"/>
-        <w:tblLook w:firstColumn="1" w:firstRow="1" w:lastColumn="0" w:lastRow="0" w:noHBand="0" w:noVBand="1" w:val="04A0"/>
-      </w:tblPr>
-      <w:tblGrid>
-        <w:gridCol w:w="4536"/>
-        <w:gridCol w:w="4536"/>
-      </w:tblGrid>
-      <w:tr>
-        <w:tc>
-          <w:tcPr>
-            <w:tcW w:type="dxa" w:w="4536"/>
-            <w:shd w:fill="E8E8E8" w:val="clear"/>
-          </w:tcPr>
-          <w:p>
-            <w:r/>
-            <w:r>
-              <w:rPr>
-                <w:rFonts w:ascii="????" w:hAnsi="????" w:eastAsia="????"/>
-                <w:b/>
-                <w:sz w:val="18"/>
-              </w:rPr>
-              <w:t>插件</w:t>
-            </w:r>
-          </w:p>
-        </w:tc>
-        <w:tc>
-          <w:tcPr>
-            <w:tcW w:type="dxa" w:w="4536"/>
-            <w:shd w:fill="E8E8E8" w:val="clear"/>
-          </w:tcPr>
-          <w:p>
-            <w:r/>
-            <w:r>
-              <w:rPr>
-                <w:rFonts w:ascii="????" w:hAnsi="????" w:eastAsia="????"/>
-                <w:b/>
-                <w:sz w:val="18"/>
-              </w:rPr>
-              <w:t>用途</w:t>
-            </w:r>
-          </w:p>
-        </w:tc>
-      </w:tr>
-      <w:tr>
-        <w:tc>
-          <w:tcPr>
-            <w:tcW w:type="dxa" w:w="4536"/>
-          </w:tcPr>
-          <w:p>
-            <w:r/>
-            <w:r>
-              <w:rPr>
-                <w:rFonts w:ascii="????" w:hAnsi="????" w:eastAsia="????"/>
-                <w:sz w:val="18"/>
-              </w:rPr>
-              <w:t>Extension Pack for Java</w:t>
-            </w:r>
-          </w:p>
-        </w:tc>
-        <w:tc>
-          <w:tcPr>
-            <w:tcW w:type="dxa" w:w="4536"/>
-          </w:tcPr>
-          <w:p>
-            <w:r/>
-            <w:r>
-              <w:rPr>
-                <w:rFonts w:ascii="????" w:hAnsi="????" w:eastAsia="????"/>
-                <w:sz w:val="18"/>
-              </w:rPr>
-              <w:t>Java 开发全家桶（必装）</w:t>
-            </w:r>
-          </w:p>
-        </w:tc>
-      </w:tr>
-      <w:tr>
-        <w:tc>
-          <w:tcPr>
-            <w:tcW w:type="dxa" w:w="4536"/>
-          </w:tcPr>
-          <w:p>
-            <w:r/>
-            <w:r>
-              <w:rPr>
-                <w:rFonts w:ascii="????" w:hAnsi="????" w:eastAsia="????"/>
-                <w:sz w:val="18"/>
-              </w:rPr>
-              <w:t>Spring Boot Extension Pack</w:t>
-            </w:r>
-          </w:p>
-        </w:tc>
-        <w:tc>
-          <w:tcPr>
-            <w:tcW w:type="dxa" w:w="4536"/>
-          </w:tcPr>
-          <w:p>
-            <w:r/>
-            <w:r>
-              <w:rPr>
-                <w:rFonts w:ascii="????" w:hAnsi="????" w:eastAsia="????"/>
-                <w:sz w:val="18"/>
-              </w:rPr>
-              <w:t>Spring Boot 支持</w:t>
-            </w:r>
-          </w:p>
-        </w:tc>
-      </w:tr>
-      <w:tr>
-        <w:tc>
-          <w:tcPr>
-            <w:tcW w:type="dxa" w:w="4536"/>
-          </w:tcPr>
-          <w:p>
-            <w:r/>
-            <w:r>
-              <w:rPr>
-                <w:rFonts w:ascii="????" w:hAnsi="????" w:eastAsia="????"/>
-                <w:sz w:val="18"/>
-              </w:rPr>
-              <w:t>Volar</w:t>
-            </w:r>
-          </w:p>
-        </w:tc>
-        <w:tc>
-          <w:tcPr>
-            <w:tcW w:type="dxa" w:w="4536"/>
-          </w:tcPr>
-          <w:p>
-            <w:r/>
-            <w:r>
-              <w:rPr>
-                <w:rFonts w:ascii="????" w:hAnsi="????" w:eastAsia="????"/>
-                <w:sz w:val="18"/>
-              </w:rPr>
-              <w:t>Vue 3 语法高亮</w:t>
-            </w:r>
-          </w:p>
-        </w:tc>
-      </w:tr>
-      <w:tr>
-        <w:tc>
-          <w:tcPr>
-            <w:tcW w:type="dxa" w:w="4536"/>
-          </w:tcPr>
-          <w:p>
-            <w:r/>
-            <w:r>
-              <w:rPr>
-                <w:rFonts w:ascii="????" w:hAnsi="????" w:eastAsia="????"/>
-                <w:sz w:val="18"/>
-              </w:rPr>
-              <w:t>ESLint</w:t>
-            </w:r>
-          </w:p>
-        </w:tc>
-        <w:tc>
-          <w:tcPr>
-            <w:tcW w:type="dxa" w:w="4536"/>
-          </w:tcPr>
-          <w:p>
-            <w:r/>
-            <w:r>
-              <w:rPr>
-                <w:rFonts w:ascii="????" w:hAnsi="????" w:eastAsia="????"/>
-                <w:sz w:val="18"/>
-              </w:rPr>
-              <w:t>代码检查</w:t>
-            </w:r>
-          </w:p>
-        </w:tc>
-      </w:tr>
-      <w:tr>
-        <w:tc>
-          <w:tcPr>
-            <w:tcW w:type="dxa" w:w="4536"/>
-          </w:tcPr>
-          <w:p>
-            <w:r/>
-            <w:r>
-              <w:rPr>
-                <w:rFonts w:ascii="????" w:hAnsi="????" w:eastAsia="????"/>
-                <w:sz w:val="18"/>
-              </w:rPr>
-              <w:t>Prettier</w:t>
-            </w:r>
-          </w:p>
-        </w:tc>
-        <w:tc>
-          <w:tcPr>
-            <w:tcW w:type="dxa" w:w="4536"/>
-          </w:tcPr>
-          <w:p>
-            <w:r/>
-            <w:r>
-              <w:rPr>
-                <w:rFonts w:ascii="????" w:hAnsi="????" w:eastAsia="????"/>
-                <w:sz w:val="18"/>
-              </w:rPr>
-              <w:t>自动格式化</w:t>
-            </w:r>
-          </w:p>
-        </w:tc>
-      </w:tr>
-    </w:tbl>
-    <w:p/>
-    <w:p>
-      <w:pPr>
-        <w:spacing w:before="80" w:after="80"/>
-        <w:ind w:left="567"/>
-        <w:pBdr>
-          <w:left w:val="single" w:sz="12" w:space="8" w:color="1989FA"/>
-        </w:pBdr>
-      </w:pPr>
-      <w:r>
-        <w:rPr>
-          <w:rFonts w:ascii="????" w:hAnsi="????" w:eastAsia="????"/>
-          <w:color w:val="666666"/>
-          <w:sz w:val="20"/>
-        </w:rPr>
-        <w:t xml:space="preserve">Java 插件第一次打开 </w:t>
-      </w:r>
-      <w:r>
-        <w:rPr>
-          <w:rFonts w:ascii="????" w:hAnsi="????" w:eastAsia="????"/>
-          <w:color w:val="666666"/>
-          <w:sz w:val="18"/>
-        </w:rPr>
-        <w:t>.java</w:t>
-      </w:r>
-      <w:r>
-        <w:rPr>
-          <w:rFonts w:ascii="????" w:hAnsi="????" w:eastAsia="????"/>
-          <w:color w:val="666666"/>
-          <w:sz w:val="20"/>
-        </w:rPr>
-        <w:t xml:space="preserve"> 文件时会提示下载 JDK，点确认自动下载。</w:t>
-      </w:r>
-    </w:p>
-    <w:p>
-      <w:pPr>
-        <w:spacing w:before="120" w:after="120"/>
-        <w:pBdr>
-          <w:bottom w:val="single" w:sz="6" w:space="1" w:color="CCCCCC"/>
-        </w:pBdr>
-      </w:pPr>
-    </w:p>
-    <w:p>
-      <w:pPr>
-        <w:pStyle w:val="Heading2"/>
-      </w:pPr>
-      <w:r>
-        <w:t>六、Git 协作规范</w:t>
+        <w:t>五、Git 协作规范</w:t>
       </w:r>
     </w:p>
     <w:p>
@@ -1868,7 +1136,7 @@
           <w:rFonts w:ascii="????" w:hAnsi="????" w:eastAsia="????"/>
           <w:sz w:val="22"/>
         </w:rPr>
-        <w:t xml:space="preserve"> 拉代码 → 切自己分支 → 完成后提 PR → 组长合并</w:t>
+        <w:t xml:space="preserve"> 拉代码 → 切自己分支 → 完成后提 PR → 组长合并（合并后其他人重新拉取develop）</w:t>
       </w:r>
     </w:p>
     <w:p>
@@ -1884,7 +1152,7 @@
         <w:pStyle w:val="Heading2"/>
       </w:pPr>
       <w:r>
-        <w:t>七、👥 7 人任务分工</w:t>
+        <w:t>六、👥 7 人任务分工</w:t>
       </w:r>
     </w:p>
     <w:p>
@@ -1892,7 +1160,7 @@
         <w:pStyle w:val="Heading3"/>
       </w:pPr>
       <w:r>
-        <w:t>🧑‍💻 成员A：组长 — 项目地基 + 鉴权 + 部署</w:t>
+        <w:t>🧑‍💻 成员A：组长 — 项目地基 + 鉴权 + 部署 ✅ 已完成</w:t>
       </w:r>
     </w:p>
     <w:tbl>
@@ -1968,7 +1236,7 @@
                 <w:rFonts w:ascii="????" w:hAnsi="????" w:eastAsia="????"/>
                 <w:sz w:val="18"/>
               </w:rPr>
-              <w:t>Vite + Vue Router + Pinia + Axios 封装（`request.js`）</w:t>
+              <w:t>Vite + Vue Router + Pinia + Axios 封装</w:t>
             </w:r>
           </w:p>
         </w:tc>
@@ -2000,7 +1268,7 @@
                 <w:rFonts w:ascii="????" w:hAnsi="????" w:eastAsia="????"/>
                 <w:sz w:val="18"/>
               </w:rPr>
-              <w:t>Spring Boot 项目初始化（`pom.xml`、启动类、`application.yml`）</w:t>
+              <w:t>Spring Boot 项目初始化（pom.xml、启动类、application.yml）</w:t>
             </w:r>
           </w:p>
         </w:tc>
@@ -2032,7 +1300,7 @@
                 <w:rFonts w:ascii="????" w:hAnsi="????" w:eastAsia="????"/>
                 <w:sz w:val="18"/>
               </w:rPr>
-              <w:t>数据库连接 + `schema.sql` + `data.sql` 初始化</w:t>
+              <w:t>数据库连接 + schema.sql + data.sql 初始化</w:t>
             </w:r>
           </w:p>
         </w:tc>
@@ -2174,144 +1442,14 @@
           <w:b/>
           <w:sz w:val="22"/>
         </w:rPr>
-        <w:t>产出：</w:t>
+        <w:t>已完成产出：</w:t>
       </w:r>
       <w:r>
         <w:rPr>
           <w:rFonts w:ascii="????" w:hAnsi="????" w:eastAsia="????"/>
           <w:sz w:val="22"/>
         </w:rPr>
-        <w:t xml:space="preserve"> </w:t>
-      </w:r>
-      <w:r>
-        <w:rPr>
-          <w:rFonts w:ascii="????" w:hAnsi="????" w:eastAsia="????"/>
-          <w:color w:val="E04D3A"/>
-          <w:sz w:val="18"/>
-        </w:rPr>
-        <w:t>frontend/src/main.js</w:t>
-      </w:r>
-      <w:r>
-        <w:rPr>
-          <w:rFonts w:ascii="????" w:hAnsi="????" w:eastAsia="????"/>
-          <w:sz w:val="22"/>
-        </w:rPr>
-        <w:t>、</w:t>
-      </w:r>
-      <w:r>
-        <w:rPr>
-          <w:rFonts w:ascii="????" w:hAnsi="????" w:eastAsia="????"/>
-          <w:color w:val="E04D3A"/>
-          <w:sz w:val="18"/>
-        </w:rPr>
-        <w:t>frontend/src/router/</w:t>
-      </w:r>
-      <w:r>
-        <w:rPr>
-          <w:rFonts w:ascii="????" w:hAnsi="????" w:eastAsia="????"/>
-          <w:sz w:val="22"/>
-        </w:rPr>
-        <w:t>、</w:t>
-      </w:r>
-      <w:r>
-        <w:rPr>
-          <w:rFonts w:ascii="????" w:hAnsi="????" w:eastAsia="????"/>
-          <w:color w:val="E04D3A"/>
-          <w:sz w:val="18"/>
-        </w:rPr>
-        <w:t>frontend/src/stores/</w:t>
-      </w:r>
-      <w:r>
-        <w:rPr>
-          <w:rFonts w:ascii="????" w:hAnsi="????" w:eastAsia="????"/>
-          <w:sz w:val="22"/>
-        </w:rPr>
-        <w:t>、</w:t>
-      </w:r>
-      <w:r>
-        <w:rPr>
-          <w:rFonts w:ascii="????" w:hAnsi="????" w:eastAsia="????"/>
-          <w:color w:val="E04D3A"/>
-          <w:sz w:val="18"/>
-        </w:rPr>
-        <w:t>frontend/src/api/request.js</w:t>
-      </w:r>
-      <w:r>
-        <w:rPr>
-          <w:rFonts w:ascii="????" w:hAnsi="????" w:eastAsia="????"/>
-          <w:sz w:val="22"/>
-        </w:rPr>
-        <w:t>、</w:t>
-      </w:r>
-      <w:r>
-        <w:rPr>
-          <w:rFonts w:ascii="????" w:hAnsi="????" w:eastAsia="????"/>
-          <w:color w:val="E04D3A"/>
-          <w:sz w:val="18"/>
-        </w:rPr>
-        <w:t>backend/pom.xml</w:t>
-      </w:r>
-      <w:r>
-        <w:rPr>
-          <w:rFonts w:ascii="????" w:hAnsi="????" w:eastAsia="????"/>
-          <w:sz w:val="22"/>
-        </w:rPr>
-        <w:t>、</w:t>
-      </w:r>
-      <w:r>
-        <w:rPr>
-          <w:rFonts w:ascii="????" w:hAnsi="????" w:eastAsia="????"/>
-          <w:color w:val="E04D3A"/>
-          <w:sz w:val="18"/>
-        </w:rPr>
-        <w:t>backend/.../config/</w:t>
-      </w:r>
-      <w:r>
-        <w:rPr>
-          <w:rFonts w:ascii="????" w:hAnsi="????" w:eastAsia="????"/>
-          <w:sz w:val="22"/>
-        </w:rPr>
-        <w:t>、</w:t>
-      </w:r>
-      <w:r>
-        <w:rPr>
-          <w:rFonts w:ascii="????" w:hAnsi="????" w:eastAsia="????"/>
-          <w:color w:val="E04D3A"/>
-          <w:sz w:val="18"/>
-        </w:rPr>
-        <w:t>backend/.../security/</w:t>
-      </w:r>
-      <w:r>
-        <w:rPr>
-          <w:rFonts w:ascii="????" w:hAnsi="????" w:eastAsia="????"/>
-          <w:sz w:val="22"/>
-        </w:rPr>
-        <w:t>、</w:t>
-      </w:r>
-      <w:r>
-        <w:rPr>
-          <w:rFonts w:ascii="????" w:hAnsi="????" w:eastAsia="????"/>
-          <w:color w:val="E04D3A"/>
-          <w:sz w:val="18"/>
-        </w:rPr>
-        <w:t>backend/.../common/Result.java</w:t>
-      </w:r>
-    </w:p>
-    <w:p>
-      <w:r>
-        <w:rPr>
-          <w:rFonts w:ascii="????" w:hAnsi="????" w:eastAsia="????"/>
-          <w:b/>
-          <w:sz w:val="22"/>
-        </w:rPr>
-        <w:t>第 3 天前必须完成：</w:t>
-      </w:r>
-      <w:r>
-        <w:rPr>
-          <w:rFonts w:ascii="????" w:hAnsi="????" w:eastAsia="????"/>
-          <w:sz w:val="22"/>
-        </w:rPr>
-        <w:t xml:space="preserve"> 登录注册能跑通 → 其他人才能开始调接口。</w:t>
+        <w:t xml:space="preserve"> User.java、UserMapper.java、LoginRequest.java、RegisterRequest.java、UserService.java、UserServiceImpl.java、AuthController.java、SecurityConfig.java、JwtTokenProvider.java、JwtAuthenticationFilter.java、CorsConfig.java、MyBatisPlusConfig.java、Result.java、PageResult.java、BusinessException.java、GlobalExceptionHandler.java、application.yml、schema.sql、data.sql、router/index.js、stores/user.js、api/request.js 等</w:t>
       </w:r>
     </w:p>
     <w:p>
@@ -2371,7 +1509,7 @@
                 <w:b/>
                 <w:sz w:val="18"/>
               </w:rPr>
-              <w:t>内容</w:t>
+              <w:t>路由</w:t>
             </w:r>
           </w:p>
         </w:tc>
@@ -2388,7 +1526,7 @@
                 <w:rFonts w:ascii="????" w:hAnsi="????" w:eastAsia="????"/>
                 <w:sz w:val="18"/>
               </w:rPr>
-              <w:t>住宿预定页 `/home`</w:t>
+              <w:t>住宿预定页</w:t>
             </w:r>
           </w:p>
         </w:tc>
@@ -2403,7 +1541,7 @@
                 <w:rFonts w:ascii="????" w:hAnsi="????" w:eastAsia="????"/>
                 <w:sz w:val="18"/>
               </w:rPr>
-              <w:t>门店列表、日期选择器、搜索框、商品卡片（含"满房"标签）、下拉刷新</w:t>
+              <w:t>`/home` — 列表、日期选择、搜索、商品卡片（含满房标签）</w:t>
             </w:r>
           </w:p>
         </w:tc>
@@ -2420,7 +1558,7 @@
                 <w:rFonts w:ascii="????" w:hAnsi="????" w:eastAsia="????"/>
                 <w:sz w:val="18"/>
               </w:rPr>
-              <w:t>报名预约页 `/booking`</w:t>
+              <w:t>报名预约页</w:t>
             </w:r>
           </w:p>
         </w:tc>
@@ -2435,85 +1573,13 @@
                 <w:rFonts w:ascii="????" w:hAnsi="????" w:eastAsia="????"/>
                 <w:sz w:val="18"/>
               </w:rPr>
-              <w:t>横向分类滚动栏、商品瀑布流列表、商品 Card 组件</w:t>
+              <w:t>`/booking` — 横向分类滚动 + 商品瀑布流</w:t>
             </w:r>
           </w:p>
         </w:tc>
       </w:tr>
     </w:tbl>
     <w:p/>
-    <w:p>
-      <w:r>
-        <w:rPr>
-          <w:rFonts w:ascii="????" w:hAnsi="????" w:eastAsia="????"/>
-          <w:b/>
-          <w:sz w:val="22"/>
-        </w:rPr>
-        <w:t>关键组件：</w:t>
-      </w:r>
-      <w:r>
-        <w:rPr>
-          <w:rFonts w:ascii="????" w:hAnsi="????" w:eastAsia="????"/>
-          <w:sz w:val="22"/>
-        </w:rPr>
-        <w:t xml:space="preserve"> </w:t>
-      </w:r>
-      <w:r>
-        <w:rPr>
-          <w:rFonts w:ascii="????" w:hAnsi="????" w:eastAsia="????"/>
-          <w:color w:val="E04D3A"/>
-          <w:sz w:val="18"/>
-        </w:rPr>
-        <w:t>ProductCard.vue</w:t>
-      </w:r>
-      <w:r>
-        <w:rPr>
-          <w:rFonts w:ascii="????" w:hAnsi="????" w:eastAsia="????"/>
-          <w:sz w:val="22"/>
-        </w:rPr>
-        <w:t>（图+标题+价格+标签+操作按钮）</w:t>
-      </w:r>
-    </w:p>
-    <w:p>
-      <w:r>
-        <w:rPr>
-          <w:rFonts w:ascii="????" w:hAnsi="????" w:eastAsia="????"/>
-          <w:b/>
-          <w:sz w:val="22"/>
-        </w:rPr>
-        <w:t>产出：</w:t>
-      </w:r>
-      <w:r>
-        <w:rPr>
-          <w:rFonts w:ascii="????" w:hAnsi="????" w:eastAsia="????"/>
-          <w:sz w:val="22"/>
-        </w:rPr>
-        <w:t xml:space="preserve"> </w:t>
-      </w:r>
-      <w:r>
-        <w:rPr>
-          <w:rFonts w:ascii="????" w:hAnsi="????" w:eastAsia="????"/>
-          <w:color w:val="E04D3A"/>
-          <w:sz w:val="18"/>
-        </w:rPr>
-        <w:t>frontend/src/views/home/</w:t>
-      </w:r>
-      <w:r>
-        <w:rPr>
-          <w:rFonts w:ascii="????" w:hAnsi="????" w:eastAsia="????"/>
-          <w:sz w:val="22"/>
-        </w:rPr>
-        <w:t>、</w:t>
-      </w:r>
-      <w:r>
-        <w:rPr>
-          <w:rFonts w:ascii="????" w:hAnsi="????" w:eastAsia="????"/>
-          <w:color w:val="E04D3A"/>
-          <w:sz w:val="18"/>
-        </w:rPr>
-        <w:t>frontend/src/views/booking/</w:t>
-      </w:r>
-    </w:p>
     <w:p>
       <w:pPr>
         <w:spacing w:before="120" w:after="120"/>
@@ -2699,7 +1765,7 @@
                 <w:rFonts w:ascii="????" w:hAnsi="????" w:eastAsia="????"/>
                 <w:sz w:val="18"/>
               </w:rPr>
-              <w:t>`/favorites` — Tab切换（全部/商品/门店）+ 空状态</w:t>
+              <w:t>`/favorites` — Tab（全部/商品/门店）+ 空状态</w:t>
             </w:r>
           </w:p>
         </w:tc>
@@ -2771,106 +1837,6 @@
     </w:tbl>
     <w:p/>
     <w:p>
-      <w:r>
-        <w:rPr>
-          <w:rFonts w:ascii="????" w:hAnsi="????" w:eastAsia="????"/>
-          <w:b/>
-          <w:sz w:val="22"/>
-        </w:rPr>
-        <w:t>产出：</w:t>
-      </w:r>
-      <w:r>
-        <w:rPr>
-          <w:rFonts w:ascii="????" w:hAnsi="????" w:eastAsia="????"/>
-          <w:sz w:val="22"/>
-        </w:rPr>
-        <w:t xml:space="preserve"> </w:t>
-      </w:r>
-      <w:r>
-        <w:rPr>
-          <w:rFonts w:ascii="????" w:hAnsi="????" w:eastAsia="????"/>
-          <w:color w:val="E04D3A"/>
-          <w:sz w:val="18"/>
-        </w:rPr>
-        <w:t>frontend/src/views/mine/</w:t>
-      </w:r>
-      <w:r>
-        <w:rPr>
-          <w:rFonts w:ascii="????" w:hAnsi="????" w:eastAsia="????"/>
-          <w:sz w:val="22"/>
-        </w:rPr>
-        <w:t>、</w:t>
-      </w:r>
-      <w:r>
-        <w:rPr>
-          <w:rFonts w:ascii="????" w:hAnsi="????" w:eastAsia="????"/>
-          <w:color w:val="E04D3A"/>
-          <w:sz w:val="18"/>
-        </w:rPr>
-        <w:t>frontend/src/views/settings/</w:t>
-      </w:r>
-      <w:r>
-        <w:rPr>
-          <w:rFonts w:ascii="????" w:hAnsi="????" w:eastAsia="????"/>
-          <w:sz w:val="22"/>
-        </w:rPr>
-        <w:t>、</w:t>
-      </w:r>
-      <w:r>
-        <w:rPr>
-          <w:rFonts w:ascii="????" w:hAnsi="????" w:eastAsia="????"/>
-          <w:color w:val="E04D3A"/>
-          <w:sz w:val="18"/>
-        </w:rPr>
-        <w:t>frontend/src/views/feedback/</w:t>
-      </w:r>
-      <w:r>
-        <w:rPr>
-          <w:rFonts w:ascii="????" w:hAnsi="????" w:eastAsia="????"/>
-          <w:sz w:val="22"/>
-        </w:rPr>
-        <w:t>、</w:t>
-      </w:r>
-      <w:r>
-        <w:rPr>
-          <w:rFonts w:ascii="????" w:hAnsi="????" w:eastAsia="????"/>
-          <w:color w:val="E04D3A"/>
-          <w:sz w:val="18"/>
-        </w:rPr>
-        <w:t>frontend/src/views/favorites/</w:t>
-      </w:r>
-      <w:r>
-        <w:rPr>
-          <w:rFonts w:ascii="????" w:hAnsi="????" w:eastAsia="????"/>
-          <w:sz w:val="22"/>
-        </w:rPr>
-        <w:t>、</w:t>
-      </w:r>
-      <w:r>
-        <w:rPr>
-          <w:rFonts w:ascii="????" w:hAnsi="????" w:eastAsia="????"/>
-          <w:color w:val="E04D3A"/>
-          <w:sz w:val="18"/>
-        </w:rPr>
-        <w:t>frontend/src/views/reviews/</w:t>
-      </w:r>
-      <w:r>
-        <w:rPr>
-          <w:rFonts w:ascii="????" w:hAnsi="????" w:eastAsia="????"/>
-          <w:sz w:val="22"/>
-        </w:rPr>
-        <w:t>、</w:t>
-      </w:r>
-      <w:r>
-        <w:rPr>
-          <w:rFonts w:ascii="????" w:hAnsi="????" w:eastAsia="????"/>
-          <w:color w:val="E04D3A"/>
-          <w:sz w:val="18"/>
-        </w:rPr>
-        <w:t>frontend/src/views/traveler-info/</w:t>
-      </w:r>
-    </w:p>
-    <w:p>
       <w:pPr>
         <w:spacing w:before="120" w:after="120"/>
         <w:pBdr>
@@ -2927,7 +1893,7 @@
                 <w:b/>
                 <w:sz w:val="18"/>
               </w:rPr>
-              <w:t>内容</w:t>
+              <w:t>路由</w:t>
             </w:r>
           </w:p>
         </w:tc>
@@ -2944,7 +1910,7 @@
                 <w:rFonts w:ascii="????" w:hAnsi="????" w:eastAsia="????"/>
                 <w:sz w:val="18"/>
               </w:rPr>
-              <w:t>商品详情页 `/product/:id`</w:t>
+              <w:t>商品详情页</w:t>
             </w:r>
           </w:p>
         </w:tc>
@@ -2959,7 +1925,7 @@
                 <w:rFonts w:ascii="????" w:hAnsi="????" w:eastAsia="????"/>
                 <w:sz w:val="18"/>
               </w:rPr>
-              <w:t>Swiper 轮播图 + 富文本图文详情 + 底部固定栏（客服/收藏/价格/立即购买）</w:t>
+              <w:t>`/product/:id` — Swiper 轮播 + 富文本 + 底部固定栏</w:t>
             </w:r>
           </w:p>
         </w:tc>
@@ -2976,7 +1942,7 @@
                 <w:rFonts w:ascii="????" w:hAnsi="????" w:eastAsia="????"/>
                 <w:sz w:val="18"/>
               </w:rPr>
-              <w:t>规格选择弹窗（组件）</w:t>
+              <w:t>规格选择弹窗</w:t>
             </w:r>
           </w:p>
         </w:tc>
@@ -2991,7 +1957,7 @@
                 <w:rFonts w:ascii="????" w:hAnsi="????" w:eastAsia="????"/>
                 <w:sz w:val="18"/>
               </w:rPr>
-              <w:t>底部 popup + 规格单选 + 价格联动</w:t>
+              <w:t>组件 — 底部 popup + 规格单选 + 价格联动</w:t>
             </w:r>
           </w:p>
         </w:tc>
@@ -3008,7 +1974,7 @@
                 <w:rFonts w:ascii="????" w:hAnsi="????" w:eastAsia="????"/>
                 <w:sz w:val="18"/>
               </w:rPr>
-              <w:t>确认订单页 `/checkout`</w:t>
+              <w:t>确认订单页</w:t>
             </w:r>
           </w:p>
         </w:tc>
@@ -3023,85 +1989,13 @@
                 <w:rFonts w:ascii="????" w:hAnsi="????" w:eastAsia="????"/>
                 <w:sz w:val="18"/>
               </w:rPr>
-              <w:t>商品快照 + 数量计数器 + 联系人表单 + 优惠券选择 + 积分抵扣 + 实付结算 + 确认支付按钮</w:t>
+              <w:t>`/checkout` — 商品快照 + 数量 + 表单 + 券 + 积分 + 结算</w:t>
             </w:r>
           </w:p>
         </w:tc>
       </w:tr>
     </w:tbl>
     <w:p/>
-    <w:p>
-      <w:r>
-        <w:rPr>
-          <w:rFonts w:ascii="????" w:hAnsi="????" w:eastAsia="????"/>
-          <w:b/>
-          <w:sz w:val="22"/>
-        </w:rPr>
-        <w:t>数据联动：</w:t>
-      </w:r>
-      <w:r>
-        <w:rPr>
-          <w:rFonts w:ascii="????" w:hAnsi="????" w:eastAsia="????"/>
-          <w:sz w:val="22"/>
-        </w:rPr>
-        <w:t xml:space="preserve"> 选规格 → 价格变化 → 可用券刷新 → 实付金额重算。</w:t>
-      </w:r>
-    </w:p>
-    <w:p>
-      <w:r>
-        <w:rPr>
-          <w:rFonts w:ascii="????" w:hAnsi="????" w:eastAsia="????"/>
-          <w:b/>
-          <w:sz w:val="22"/>
-        </w:rPr>
-        <w:t>产出：</w:t>
-      </w:r>
-      <w:r>
-        <w:rPr>
-          <w:rFonts w:ascii="????" w:hAnsi="????" w:eastAsia="????"/>
-          <w:sz w:val="22"/>
-        </w:rPr>
-        <w:t xml:space="preserve"> </w:t>
-      </w:r>
-      <w:r>
-        <w:rPr>
-          <w:rFonts w:ascii="????" w:hAnsi="????" w:eastAsia="????"/>
-          <w:color w:val="E04D3A"/>
-          <w:sz w:val="18"/>
-        </w:rPr>
-        <w:t>frontend/src/views/product-detail/</w:t>
-      </w:r>
-      <w:r>
-        <w:rPr>
-          <w:rFonts w:ascii="????" w:hAnsi="????" w:eastAsia="????"/>
-          <w:sz w:val="22"/>
-        </w:rPr>
-        <w:t>、</w:t>
-      </w:r>
-      <w:r>
-        <w:rPr>
-          <w:rFonts w:ascii="????" w:hAnsi="????" w:eastAsia="????"/>
-          <w:color w:val="E04D3A"/>
-          <w:sz w:val="18"/>
-        </w:rPr>
-        <w:t>frontend/src/views/checkout/</w:t>
-      </w:r>
-      <w:r>
-        <w:rPr>
-          <w:rFonts w:ascii="????" w:hAnsi="????" w:eastAsia="????"/>
-          <w:sz w:val="22"/>
-        </w:rPr>
-        <w:t>、</w:t>
-      </w:r>
-      <w:r>
-        <w:rPr>
-          <w:rFonts w:ascii="????" w:hAnsi="????" w:eastAsia="????"/>
-          <w:color w:val="E04D3A"/>
-          <w:sz w:val="18"/>
-        </w:rPr>
-        <w:t>frontend/src/components/SpecPopup.vue</w:t>
-      </w:r>
-    </w:p>
     <w:p>
       <w:pPr>
         <w:spacing w:before="120" w:after="120"/>
@@ -3191,7 +2085,7 @@
                 <w:rFonts w:ascii="????" w:hAnsi="????" w:eastAsia="????"/>
                 <w:sz w:val="18"/>
               </w:rPr>
-              <w:t>`/order-list` — Tab（全部/待支付/已支付/退款）+ 搜索 + 空状态</w:t>
+              <w:t>`/order-list` — Tab 筛选 + 搜索 + 空状态</w:t>
             </w:r>
           </w:p>
         </w:tc>
@@ -3223,7 +2117,7 @@
                 <w:rFonts w:ascii="????" w:hAnsi="????" w:eastAsia="????"/>
                 <w:sz w:val="18"/>
               </w:rPr>
-              <w:t>`/coupon-center` — 优惠券卡片 + 立即领取 + 使用规则折叠面板</w:t>
+              <w:t>`/coupon-center` — 券卡片 + 领取 + 使用规则折叠</w:t>
             </w:r>
           </w:p>
         </w:tc>
@@ -3255,7 +2149,7 @@
                 <w:rFonts w:ascii="????" w:hAnsi="????" w:eastAsia="????"/>
                 <w:sz w:val="18"/>
               </w:rPr>
-              <w:t>`/coupon-wallet` — 类型Tab + 状态Tab + 列表 + 空状态</w:t>
+              <w:t>`/coupon-wallet` — 类型Tab + 状态Tab + 列表</w:t>
             </w:r>
           </w:p>
         </w:tc>
@@ -3287,7 +2181,7 @@
                 <w:rFonts w:ascii="????" w:hAnsi="????" w:eastAsia="????"/>
                 <w:sz w:val="18"/>
               </w:rPr>
-              <w:t>`/points-mall` — 积分余额 + 商品Tab + 列表</w:t>
+              <w:t>`/points-mall` — 余额展示 + 商品Tab</w:t>
             </w:r>
           </w:p>
         </w:tc>
@@ -3319,98 +2213,13 @@
                 <w:rFonts w:ascii="????" w:hAnsi="????" w:eastAsia="????"/>
                 <w:sz w:val="18"/>
               </w:rPr>
-              <w:t>`/redeem` — 兑换码输入 + 激活态按钮 + 兑换接口</w:t>
+              <w:t>`/redeem` — 兑换码输入 + 激活态按钮</w:t>
             </w:r>
           </w:p>
         </w:tc>
       </w:tr>
     </w:tbl>
     <w:p/>
-    <w:p>
-      <w:r>
-        <w:rPr>
-          <w:rFonts w:ascii="????" w:hAnsi="????" w:eastAsia="????"/>
-          <w:b/>
-          <w:sz w:val="22"/>
-        </w:rPr>
-        <w:t>产出：</w:t>
-      </w:r>
-      <w:r>
-        <w:rPr>
-          <w:rFonts w:ascii="????" w:hAnsi="????" w:eastAsia="????"/>
-          <w:sz w:val="22"/>
-        </w:rPr>
-        <w:t xml:space="preserve"> </w:t>
-      </w:r>
-      <w:r>
-        <w:rPr>
-          <w:rFonts w:ascii="????" w:hAnsi="????" w:eastAsia="????"/>
-          <w:color w:val="E04D3A"/>
-          <w:sz w:val="18"/>
-        </w:rPr>
-        <w:t>frontend/src/views/order-list/</w:t>
-      </w:r>
-      <w:r>
-        <w:rPr>
-          <w:rFonts w:ascii="????" w:hAnsi="????" w:eastAsia="????"/>
-          <w:sz w:val="22"/>
-        </w:rPr>
-        <w:t>、</w:t>
-      </w:r>
-      <w:r>
-        <w:rPr>
-          <w:rFonts w:ascii="????" w:hAnsi="????" w:eastAsia="????"/>
-          <w:color w:val="E04D3A"/>
-          <w:sz w:val="18"/>
-        </w:rPr>
-        <w:t>frontend/src/views/coupon-center/</w:t>
-      </w:r>
-      <w:r>
-        <w:rPr>
-          <w:rFonts w:ascii="????" w:hAnsi="????" w:eastAsia="????"/>
-          <w:sz w:val="22"/>
-        </w:rPr>
-        <w:t>、</w:t>
-      </w:r>
-      <w:r>
-        <w:rPr>
-          <w:rFonts w:ascii="????" w:hAnsi="????" w:eastAsia="????"/>
-          <w:color w:val="E04D3A"/>
-          <w:sz w:val="18"/>
-        </w:rPr>
-        <w:t>frontend/src/views/coupon-wallet/</w:t>
-      </w:r>
-      <w:r>
-        <w:rPr>
-          <w:rFonts w:ascii="????" w:hAnsi="????" w:eastAsia="????"/>
-          <w:sz w:val="22"/>
-        </w:rPr>
-        <w:t>、</w:t>
-      </w:r>
-      <w:r>
-        <w:rPr>
-          <w:rFonts w:ascii="????" w:hAnsi="????" w:eastAsia="????"/>
-          <w:color w:val="E04D3A"/>
-          <w:sz w:val="18"/>
-        </w:rPr>
-        <w:t>frontend/src/views/points-mall/</w:t>
-      </w:r>
-      <w:r>
-        <w:rPr>
-          <w:rFonts w:ascii="????" w:hAnsi="????" w:eastAsia="????"/>
-          <w:sz w:val="22"/>
-        </w:rPr>
-        <w:t>、</w:t>
-      </w:r>
-      <w:r>
-        <w:rPr>
-          <w:rFonts w:ascii="????" w:hAnsi="????" w:eastAsia="????"/>
-          <w:color w:val="E04D3A"/>
-          <w:sz w:val="18"/>
-        </w:rPr>
-        <w:t>frontend/src/views/redeem/</w:t>
-      </w:r>
-    </w:p>
     <w:p>
       <w:pPr>
         <w:spacing w:before="120" w:after="120"/>
@@ -3424,7 +2233,7 @@
         <w:pStyle w:val="Heading3"/>
       </w:pPr>
       <w:r>
-        <w:t>🧑‍💻 成员F：后端 — 核心业务接口</w:t>
+        <w:t>🧑‍💻 成员F：后端 — 核心业务接口（共14个接口）</w:t>
       </w:r>
     </w:p>
     <w:tbl>
@@ -3452,7 +2261,7 @@
                 <w:b/>
                 <w:sz w:val="18"/>
               </w:rPr>
-              <w:t>模块</w:t>
+              <w:t>Controller</w:t>
             </w:r>
           </w:p>
         </w:tc>
@@ -3469,7 +2278,7 @@
                 <w:b/>
                 <w:sz w:val="18"/>
               </w:rPr>
-              <w:t>Spring Boot 产出</w:t>
+              <w:t>接口</w:t>
             </w:r>
           </w:p>
         </w:tc>
@@ -3486,7 +2295,7 @@
                 <w:b/>
                 <w:sz w:val="18"/>
               </w:rPr>
-              <w:t>接口数</w:t>
+              <w:t>数量</w:t>
             </w:r>
           </w:p>
         </w:tc>
@@ -3503,7 +2312,7 @@
                 <w:rFonts w:ascii="????" w:hAnsi="????" w:eastAsia="????"/>
                 <w:sz w:val="18"/>
               </w:rPr>
-              <w:t>商品</w:t>
+              <w:t>`ProductController`</w:t>
             </w:r>
           </w:p>
         </w:tc>
@@ -3518,7 +2327,7 @@
                 <w:rFonts w:ascii="????" w:hAnsi="????" w:eastAsia="????"/>
                 <w:sz w:val="18"/>
               </w:rPr>
-              <w:t>`ProductController` + `ProductService` + `ProductMapper`</w:t>
+              <w:t>商品列表、商品详情</w:t>
             </w:r>
           </w:p>
         </w:tc>
@@ -3550,7 +2359,7 @@
                 <w:rFonts w:ascii="????" w:hAnsi="????" w:eastAsia="????"/>
                 <w:sz w:val="18"/>
               </w:rPr>
-              <w:t>订单</w:t>
+              <w:t>`OrderController`</w:t>
             </w:r>
           </w:p>
         </w:tc>
@@ -3565,7 +2374,7 @@
                 <w:rFonts w:ascii="????" w:hAnsi="????" w:eastAsia="????"/>
                 <w:sz w:val="18"/>
               </w:rPr>
-              <w:t>`OrderController` + `OrderService` + `OrderMapper`</w:t>
+              <w:t>计算价格、创建订单、模拟支付、取消订单、订单列表、订单详情</w:t>
             </w:r>
           </w:p>
         </w:tc>
@@ -3580,7 +2389,7 @@
                 <w:rFonts w:ascii="????" w:hAnsi="????" w:eastAsia="????"/>
                 <w:sz w:val="18"/>
               </w:rPr>
-              <w:t>5</w:t>
+              <w:t>6</w:t>
             </w:r>
           </w:p>
         </w:tc>
@@ -3597,7 +2406,7 @@
                 <w:rFonts w:ascii="????" w:hAnsi="????" w:eastAsia="????"/>
                 <w:sz w:val="18"/>
               </w:rPr>
-              <w:t>优惠券</w:t>
+              <w:t>`CouponController`</w:t>
             </w:r>
           </w:p>
         </w:tc>
@@ -3612,7 +2421,7 @@
                 <w:rFonts w:ascii="????" w:hAnsi="????" w:eastAsia="????"/>
                 <w:sz w:val="18"/>
               </w:rPr>
-              <w:t>`CouponController` + `CouponService` + `CouponMapper`</w:t>
+              <w:t>可领券列表、领取优惠券、我的卡券包、下单可用券</w:t>
             </w:r>
           </w:p>
         </w:tc>
@@ -3644,7 +2453,7 @@
                 <w:rFonts w:ascii="????" w:hAnsi="????" w:eastAsia="????"/>
                 <w:sz w:val="18"/>
               </w:rPr>
-              <w:t>积分</w:t>
+              <w:t>`PointsController`</w:t>
             </w:r>
           </w:p>
         </w:tc>
@@ -3659,7 +2468,7 @@
                 <w:rFonts w:ascii="????" w:hAnsi="????" w:eastAsia="????"/>
                 <w:sz w:val="18"/>
               </w:rPr>
-              <w:t>`PointsController` + `PointsService` + `PointsMapper`</w:t>
+              <w:t>积分余额、积分流水</w:t>
             </w:r>
           </w:p>
         </w:tc>
@@ -3675,6 +2484,52 @@
                 <w:sz w:val="18"/>
               </w:rPr>
               <w:t>2</w:t>
+            </w:r>
+          </w:p>
+        </w:tc>
+      </w:tr>
+      <w:tr>
+        <w:tc>
+          <w:tcPr>
+            <w:tcW w:type="dxa" w:w="3024"/>
+          </w:tcPr>
+          <w:p>
+            <w:r/>
+            <w:r>
+              <w:rPr>
+                <w:rFonts w:ascii="????" w:hAnsi="????" w:eastAsia="????"/>
+                <w:sz w:val="18"/>
+              </w:rPr>
+              <w:t>**合计**</w:t>
+            </w:r>
+          </w:p>
+        </w:tc>
+        <w:tc>
+          <w:tcPr>
+            <w:tcW w:type="dxa" w:w="3024"/>
+          </w:tcPr>
+          <w:p>
+            <w:r/>
+            <w:r>
+              <w:rPr>
+                <w:rFonts w:ascii="????" w:hAnsi="????" w:eastAsia="????"/>
+                <w:sz w:val="18"/>
+              </w:rPr>
+            </w:r>
+          </w:p>
+        </w:tc>
+        <w:tc>
+          <w:tcPr>
+            <w:tcW w:type="dxa" w:w="3024"/>
+          </w:tcPr>
+          <w:p>
+            <w:r/>
+            <w:r>
+              <w:rPr>
+                <w:rFonts w:ascii="????" w:hAnsi="????" w:eastAsia="????"/>
+                <w:sz w:val="18"/>
+              </w:rPr>
+              <w:t>**14**</w:t>
             </w:r>
           </w:p>
         </w:tc>
@@ -3726,7 +2581,387 @@
         <w:pStyle w:val="Heading3"/>
       </w:pPr>
       <w:r>
-        <w:t>🧑‍💻 成员G：后端 — 辅助接口 + 数据库 + 联调测试</w:t>
+        <w:t>🧑‍💻 成员G：后端 — 辅助接口 + 数据库 + 联调测试（共5个Controller、11个接口）</w:t>
+      </w:r>
+    </w:p>
+    <w:tbl>
+      <w:tblPr>
+        <w:tblStyle w:val="LightGrid-Accent1"/>
+        <w:tblW w:type="auto" w:w="0"/>
+        <w:tblLook w:firstColumn="1" w:firstRow="1" w:lastColumn="0" w:lastRow="0" w:noHBand="0" w:noVBand="1" w:val="04A0"/>
+      </w:tblPr>
+      <w:tblGrid>
+        <w:gridCol w:w="3024"/>
+        <w:gridCol w:w="3024"/>
+        <w:gridCol w:w="3024"/>
+      </w:tblGrid>
+      <w:tr>
+        <w:tc>
+          <w:tcPr>
+            <w:tcW w:type="dxa" w:w="3024"/>
+            <w:shd w:fill="E8E8E8" w:val="clear"/>
+          </w:tcPr>
+          <w:p>
+            <w:r/>
+            <w:r>
+              <w:rPr>
+                <w:rFonts w:ascii="????" w:hAnsi="????" w:eastAsia="????"/>
+                <w:b/>
+                <w:sz w:val="18"/>
+              </w:rPr>
+              <w:t>Controller</w:t>
+            </w:r>
+          </w:p>
+        </w:tc>
+        <w:tc>
+          <w:tcPr>
+            <w:tcW w:type="dxa" w:w="3024"/>
+            <w:shd w:fill="E8E8E8" w:val="clear"/>
+          </w:tcPr>
+          <w:p>
+            <w:r/>
+            <w:r>
+              <w:rPr>
+                <w:rFonts w:ascii="????" w:hAnsi="????" w:eastAsia="????"/>
+                <w:b/>
+                <w:sz w:val="18"/>
+              </w:rPr>
+              <w:t>接口</w:t>
+            </w:r>
+          </w:p>
+        </w:tc>
+        <w:tc>
+          <w:tcPr>
+            <w:tcW w:type="dxa" w:w="3024"/>
+            <w:shd w:fill="E8E8E8" w:val="clear"/>
+          </w:tcPr>
+          <w:p>
+            <w:r/>
+            <w:r>
+              <w:rPr>
+                <w:rFonts w:ascii="????" w:hAnsi="????" w:eastAsia="????"/>
+                <w:b/>
+                <w:sz w:val="18"/>
+              </w:rPr>
+              <w:t>数量</w:t>
+            </w:r>
+          </w:p>
+        </w:tc>
+      </w:tr>
+      <w:tr>
+        <w:tc>
+          <w:tcPr>
+            <w:tcW w:type="dxa" w:w="3024"/>
+          </w:tcPr>
+          <w:p>
+            <w:r/>
+            <w:r>
+              <w:rPr>
+                <w:rFonts w:ascii="????" w:hAnsi="????" w:eastAsia="????"/>
+                <w:sz w:val="18"/>
+              </w:rPr>
+              <w:t>`FavoriteController`</w:t>
+            </w:r>
+          </w:p>
+        </w:tc>
+        <w:tc>
+          <w:tcPr>
+            <w:tcW w:type="dxa" w:w="3024"/>
+          </w:tcPr>
+          <w:p>
+            <w:r/>
+            <w:r>
+              <w:rPr>
+                <w:rFonts w:ascii="????" w:hAnsi="????" w:eastAsia="????"/>
+                <w:sz w:val="18"/>
+              </w:rPr>
+              <w:t>收藏列表、添加收藏、取消收藏</w:t>
+            </w:r>
+          </w:p>
+        </w:tc>
+        <w:tc>
+          <w:tcPr>
+            <w:tcW w:type="dxa" w:w="3024"/>
+          </w:tcPr>
+          <w:p>
+            <w:r/>
+            <w:r>
+              <w:rPr>
+                <w:rFonts w:ascii="????" w:hAnsi="????" w:eastAsia="????"/>
+                <w:sz w:val="18"/>
+              </w:rPr>
+              <w:t>3</w:t>
+            </w:r>
+          </w:p>
+        </w:tc>
+      </w:tr>
+      <w:tr>
+        <w:tc>
+          <w:tcPr>
+            <w:tcW w:type="dxa" w:w="3024"/>
+          </w:tcPr>
+          <w:p>
+            <w:r/>
+            <w:r>
+              <w:rPr>
+                <w:rFonts w:ascii="????" w:hAnsi="????" w:eastAsia="????"/>
+                <w:sz w:val="18"/>
+              </w:rPr>
+              <w:t>`TravelerController`</w:t>
+            </w:r>
+          </w:p>
+        </w:tc>
+        <w:tc>
+          <w:tcPr>
+            <w:tcW w:type="dxa" w:w="3024"/>
+          </w:tcPr>
+          <w:p>
+            <w:r/>
+            <w:r>
+              <w:rPr>
+                <w:rFonts w:ascii="????" w:hAnsi="????" w:eastAsia="????"/>
+                <w:sz w:val="18"/>
+              </w:rPr>
+              <w:t>出行人列表、新增、编辑、删除</w:t>
+            </w:r>
+          </w:p>
+        </w:tc>
+        <w:tc>
+          <w:tcPr>
+            <w:tcW w:type="dxa" w:w="3024"/>
+          </w:tcPr>
+          <w:p>
+            <w:r/>
+            <w:r>
+              <w:rPr>
+                <w:rFonts w:ascii="????" w:hAnsi="????" w:eastAsia="????"/>
+                <w:sz w:val="18"/>
+              </w:rPr>
+              <w:t>4</w:t>
+            </w:r>
+          </w:p>
+        </w:tc>
+      </w:tr>
+      <w:tr>
+        <w:tc>
+          <w:tcPr>
+            <w:tcW w:type="dxa" w:w="3024"/>
+          </w:tcPr>
+          <w:p>
+            <w:r/>
+            <w:r>
+              <w:rPr>
+                <w:rFonts w:ascii="????" w:hAnsi="????" w:eastAsia="????"/>
+                <w:sz w:val="18"/>
+              </w:rPr>
+              <w:t>`RedeemController`</w:t>
+            </w:r>
+          </w:p>
+        </w:tc>
+        <w:tc>
+          <w:tcPr>
+            <w:tcW w:type="dxa" w:w="3024"/>
+          </w:tcPr>
+          <w:p>
+            <w:r/>
+            <w:r>
+              <w:rPr>
+                <w:rFonts w:ascii="????" w:hAnsi="????" w:eastAsia="????"/>
+                <w:sz w:val="18"/>
+              </w:rPr>
+              <w:t>兑换码兑换</w:t>
+            </w:r>
+          </w:p>
+        </w:tc>
+        <w:tc>
+          <w:tcPr>
+            <w:tcW w:type="dxa" w:w="3024"/>
+          </w:tcPr>
+          <w:p>
+            <w:r/>
+            <w:r>
+              <w:rPr>
+                <w:rFonts w:ascii="????" w:hAnsi="????" w:eastAsia="????"/>
+                <w:sz w:val="18"/>
+              </w:rPr>
+              <w:t>1</w:t>
+            </w:r>
+          </w:p>
+        </w:tc>
+      </w:tr>
+      <w:tr>
+        <w:tc>
+          <w:tcPr>
+            <w:tcW w:type="dxa" w:w="3024"/>
+          </w:tcPr>
+          <w:p>
+            <w:r/>
+            <w:r>
+              <w:rPr>
+                <w:rFonts w:ascii="????" w:hAnsi="????" w:eastAsia="????"/>
+                <w:sz w:val="18"/>
+              </w:rPr>
+              <w:t>`ReviewController`</w:t>
+            </w:r>
+          </w:p>
+        </w:tc>
+        <w:tc>
+          <w:tcPr>
+            <w:tcW w:type="dxa" w:w="3024"/>
+          </w:tcPr>
+          <w:p>
+            <w:r/>
+            <w:r>
+              <w:rPr>
+                <w:rFonts w:ascii="????" w:hAnsi="????" w:eastAsia="????"/>
+                <w:sz w:val="18"/>
+              </w:rPr>
+              <w:t>评价列表、提交评价</w:t>
+            </w:r>
+          </w:p>
+        </w:tc>
+        <w:tc>
+          <w:tcPr>
+            <w:tcW w:type="dxa" w:w="3024"/>
+          </w:tcPr>
+          <w:p>
+            <w:r/>
+            <w:r>
+              <w:rPr>
+                <w:rFonts w:ascii="????" w:hAnsi="????" w:eastAsia="????"/>
+                <w:sz w:val="18"/>
+              </w:rPr>
+              <w:t>2</w:t>
+            </w:r>
+          </w:p>
+        </w:tc>
+      </w:tr>
+      <w:tr>
+        <w:tc>
+          <w:tcPr>
+            <w:tcW w:type="dxa" w:w="3024"/>
+          </w:tcPr>
+          <w:p>
+            <w:r/>
+            <w:r>
+              <w:rPr>
+                <w:rFonts w:ascii="????" w:hAnsi="????" w:eastAsia="????"/>
+                <w:sz w:val="18"/>
+              </w:rPr>
+              <w:t>`FeedbackController`</w:t>
+            </w:r>
+          </w:p>
+        </w:tc>
+        <w:tc>
+          <w:tcPr>
+            <w:tcW w:type="dxa" w:w="3024"/>
+          </w:tcPr>
+          <w:p>
+            <w:r/>
+            <w:r>
+              <w:rPr>
+                <w:rFonts w:ascii="????" w:hAnsi="????" w:eastAsia="????"/>
+                <w:sz w:val="18"/>
+              </w:rPr>
+              <w:t>提交反馈</w:t>
+            </w:r>
+          </w:p>
+        </w:tc>
+        <w:tc>
+          <w:tcPr>
+            <w:tcW w:type="dxa" w:w="3024"/>
+          </w:tcPr>
+          <w:p>
+            <w:r/>
+            <w:r>
+              <w:rPr>
+                <w:rFonts w:ascii="????" w:hAnsi="????" w:eastAsia="????"/>
+                <w:sz w:val="18"/>
+              </w:rPr>
+              <w:t>1</w:t>
+            </w:r>
+          </w:p>
+        </w:tc>
+      </w:tr>
+      <w:tr>
+        <w:tc>
+          <w:tcPr>
+            <w:tcW w:type="dxa" w:w="3024"/>
+          </w:tcPr>
+          <w:p>
+            <w:r/>
+            <w:r>
+              <w:rPr>
+                <w:rFonts w:ascii="????" w:hAnsi="????" w:eastAsia="????"/>
+                <w:sz w:val="18"/>
+              </w:rPr>
+              <w:t>**合计**</w:t>
+            </w:r>
+          </w:p>
+        </w:tc>
+        <w:tc>
+          <w:tcPr>
+            <w:tcW w:type="dxa" w:w="3024"/>
+          </w:tcPr>
+          <w:p>
+            <w:r/>
+            <w:r>
+              <w:rPr>
+                <w:rFonts w:ascii="????" w:hAnsi="????" w:eastAsia="????"/>
+                <w:sz w:val="18"/>
+              </w:rPr>
+            </w:r>
+          </w:p>
+        </w:tc>
+        <w:tc>
+          <w:tcPr>
+            <w:tcW w:type="dxa" w:w="3024"/>
+          </w:tcPr>
+          <w:p>
+            <w:r/>
+            <w:r>
+              <w:rPr>
+                <w:rFonts w:ascii="????" w:hAnsi="????" w:eastAsia="????"/>
+                <w:sz w:val="18"/>
+              </w:rPr>
+              <w:t>**11**</w:t>
+            </w:r>
+          </w:p>
+        </w:tc>
+      </w:tr>
+    </w:tbl>
+    <w:p/>
+    <w:p>
+      <w:r>
+        <w:rPr>
+          <w:rFonts w:ascii="????" w:hAnsi="????" w:eastAsia="????"/>
+          <w:b/>
+          <w:sz w:val="22"/>
+        </w:rPr>
+        <w:t>额外任务：</w:t>
+      </w:r>
+      <w:r>
+        <w:rPr>
+          <w:rFonts w:ascii="????" w:hAnsi="????" w:eastAsia="????"/>
+          <w:sz w:val="22"/>
+        </w:rPr>
+        <w:t xml:space="preserve"> 编写 schema.sql（12张表建表语句）+ data.sql（种子数据）+ Apifox 接口测试 + 前后端联调</w:t>
+      </w:r>
+    </w:p>
+    <w:p>
+      <w:pPr>
+        <w:spacing w:before="120" w:after="120"/>
+        <w:pBdr>
+          <w:bottom w:val="single" w:sz="6" w:space="1" w:color="CCCCCC"/>
+        </w:pBdr>
+      </w:pPr>
+    </w:p>
+    <w:p>
+      <w:pPr>
+        <w:pStyle w:val="Heading2"/>
+      </w:pPr>
+      <w:r>
+        <w:t>七、接口总数汇总</w:t>
       </w:r>
     </w:p>
     <w:tbl>
@@ -3753,7 +2988,7 @@
                 <w:b/>
                 <w:sz w:val="18"/>
               </w:rPr>
-              <w:t>模块</w:t>
+              <w:t>成员</w:t>
             </w:r>
           </w:p>
         </w:tc>
@@ -3770,7 +3005,7 @@
                 <w:b/>
                 <w:sz w:val="18"/>
               </w:rPr>
-              <w:t>内容</w:t>
+              <w:t>接口数</w:t>
             </w:r>
           </w:p>
         </w:tc>
@@ -3787,7 +3022,7 @@
                 <w:rFonts w:ascii="????" w:hAnsi="????" w:eastAsia="????"/>
                 <w:sz w:val="18"/>
               </w:rPr>
-              <w:t>数据库</w:t>
+              <w:t>A（已完成）</w:t>
             </w:r>
           </w:p>
         </w:tc>
@@ -3802,7 +3037,7 @@
                 <w:rFonts w:ascii="????" w:hAnsi="????" w:eastAsia="????"/>
                 <w:sz w:val="18"/>
               </w:rPr>
-              <w:t>编写 `schema.sql`（12张表建表语句）+ `data.sql`（种子数据：8个商品、5张券、10个兑换码）</w:t>
+              <w:t>3</w:t>
             </w:r>
           </w:p>
         </w:tc>
@@ -3819,7 +3054,7 @@
                 <w:rFonts w:ascii="????" w:hAnsi="????" w:eastAsia="????"/>
                 <w:sz w:val="18"/>
               </w:rPr>
-              <w:t>收藏</w:t>
+              <w:t>F（未开始）</w:t>
             </w:r>
           </w:p>
         </w:tc>
@@ -3834,7 +3069,7 @@
                 <w:rFonts w:ascii="????" w:hAnsi="????" w:eastAsia="????"/>
                 <w:sz w:val="18"/>
               </w:rPr>
-              <w:t>`FavoriteController` — 列表/添加/取消（3个接口）</w:t>
+              <w:t>14</w:t>
             </w:r>
           </w:p>
         </w:tc>
@@ -3851,7 +3086,7 @@
                 <w:rFonts w:ascii="????" w:hAnsi="????" w:eastAsia="????"/>
                 <w:sz w:val="18"/>
               </w:rPr>
-              <w:t>出行人</w:t>
+              <w:t>G（未开始）</w:t>
             </w:r>
           </w:p>
         </w:tc>
@@ -3866,7 +3101,7 @@
                 <w:rFonts w:ascii="????" w:hAnsi="????" w:eastAsia="????"/>
                 <w:sz w:val="18"/>
               </w:rPr>
-              <w:t>`TravelerController` — CRUD（4个接口）</w:t>
+              <w:t>11</w:t>
             </w:r>
           </w:p>
         </w:tc>
@@ -3883,7 +3118,7 @@
                 <w:rFonts w:ascii="????" w:hAnsi="????" w:eastAsia="????"/>
                 <w:sz w:val="18"/>
               </w:rPr>
-              <w:t>兑换</w:t>
+              <w:t>**总计**</w:t>
             </w:r>
           </w:p>
         </w:tc>
@@ -3898,149 +3133,13 @@
                 <w:rFonts w:ascii="????" w:hAnsi="????" w:eastAsia="????"/>
                 <w:sz w:val="18"/>
               </w:rPr>
-              <w:t>`RedeemController` — 兑换码校验+兑换（1个接口）</w:t>
-            </w:r>
-          </w:p>
-        </w:tc>
-      </w:tr>
-      <w:tr>
-        <w:tc>
-          <w:tcPr>
-            <w:tcW w:type="dxa" w:w="4536"/>
-          </w:tcPr>
-          <w:p>
-            <w:r/>
-            <w:r>
-              <w:rPr>
-                <w:rFonts w:ascii="????" w:hAnsi="????" w:eastAsia="????"/>
-                <w:sz w:val="18"/>
-              </w:rPr>
-              <w:t>评价</w:t>
-            </w:r>
-          </w:p>
-        </w:tc>
-        <w:tc>
-          <w:tcPr>
-            <w:tcW w:type="dxa" w:w="4536"/>
-          </w:tcPr>
-          <w:p>
-            <w:r/>
-            <w:r>
-              <w:rPr>
-                <w:rFonts w:ascii="????" w:hAnsi="????" w:eastAsia="????"/>
-                <w:sz w:val="18"/>
-              </w:rPr>
-              <w:t>`ReviewController` — 列表/提交（2个接口）</w:t>
-            </w:r>
-          </w:p>
-        </w:tc>
-      </w:tr>
-      <w:tr>
-        <w:tc>
-          <w:tcPr>
-            <w:tcW w:type="dxa" w:w="4536"/>
-          </w:tcPr>
-          <w:p>
-            <w:r/>
-            <w:r>
-              <w:rPr>
-                <w:rFonts w:ascii="????" w:hAnsi="????" w:eastAsia="????"/>
-                <w:sz w:val="18"/>
-              </w:rPr>
-              <w:t>反馈</w:t>
-            </w:r>
-          </w:p>
-        </w:tc>
-        <w:tc>
-          <w:tcPr>
-            <w:tcW w:type="dxa" w:w="4536"/>
-          </w:tcPr>
-          <w:p>
-            <w:r/>
-            <w:r>
-              <w:rPr>
-                <w:rFonts w:ascii="????" w:hAnsi="????" w:eastAsia="????"/>
-                <w:sz w:val="18"/>
-              </w:rPr>
-              <w:t>`FeedbackController` — 提交（1个接口）</w:t>
-            </w:r>
-          </w:p>
-        </w:tc>
-      </w:tr>
-      <w:tr>
-        <w:tc>
-          <w:tcPr>
-            <w:tcW w:type="dxa" w:w="4536"/>
-          </w:tcPr>
-          <w:p>
-            <w:r/>
-            <w:r>
-              <w:rPr>
-                <w:rFonts w:ascii="????" w:hAnsi="????" w:eastAsia="????"/>
-                <w:sz w:val="18"/>
-              </w:rPr>
-              <w:t>测试</w:t>
-            </w:r>
-          </w:p>
-        </w:tc>
-        <w:tc>
-          <w:tcPr>
-            <w:tcW w:type="dxa" w:w="4536"/>
-          </w:tcPr>
-          <w:p>
-            <w:r/>
-            <w:r>
-              <w:rPr>
-                <w:rFonts w:ascii="????" w:hAnsi="????" w:eastAsia="????"/>
-                <w:sz w:val="18"/>
-              </w:rPr>
-              <w:t>Apifox/Postman 逐个接口测试 + 前后端联调</w:t>
+              <w:t>**28**</w:t>
             </w:r>
           </w:p>
         </w:tc>
       </w:tr>
     </w:tbl>
     <w:p/>
-    <w:p>
-      <w:r>
-        <w:rPr>
-          <w:rFonts w:ascii="????" w:hAnsi="????" w:eastAsia="????"/>
-          <w:b/>
-          <w:sz w:val="22"/>
-        </w:rPr>
-        <w:t>产出：</w:t>
-      </w:r>
-      <w:r>
-        <w:rPr>
-          <w:rFonts w:ascii="????" w:hAnsi="????" w:eastAsia="????"/>
-          <w:sz w:val="22"/>
-        </w:rPr>
-        <w:t xml:space="preserve"> 6 个 Controller + Service + Mapper（共 11 个接口），</w:t>
-      </w:r>
-      <w:r>
-        <w:rPr>
-          <w:rFonts w:ascii="????" w:hAnsi="????" w:eastAsia="????"/>
-          <w:color w:val="E04D3A"/>
-          <w:sz w:val="18"/>
-        </w:rPr>
-        <w:t>schema.sql</w:t>
-      </w:r>
-      <w:r>
-        <w:rPr>
-          <w:rFonts w:ascii="????" w:hAnsi="????" w:eastAsia="????"/>
-          <w:sz w:val="22"/>
-        </w:rPr>
-        <w:t>，</w:t>
-      </w:r>
-      <w:r>
-        <w:rPr>
-          <w:rFonts w:ascii="????" w:hAnsi="????" w:eastAsia="????"/>
-          <w:color w:val="E04D3A"/>
-          <w:sz w:val="18"/>
-        </w:rPr>
-        <w:t>data.sql</w:t>
-      </w:r>
-    </w:p>
     <w:p>
       <w:pPr>
         <w:spacing w:before="120" w:after="120"/>
@@ -4069,20 +3168,18 @@
           <w:color w:val="333333"/>
           <w:sz w:val="18"/>
         </w:rPr>
-        <w:t>第1-3天   ████ A 搭建骨架 + Security/H2</w:t>
+        <w:t>第1-3天   ████ A 交付骨架+鉴权 ✅</w:t>
         <w:br/>
-        <w:t xml:space="preserve">               B→G 通读文档 + 装环境 + 跑通 Demo</w:t>
+        <w:t xml:space="preserve">               B→G 装环境 + clone 仓库 + 跑通 Demo</w:t>
         <w:br/>
         <w:br/>
-        <w:t>第4-8天   ████ A 交付鉴权 → 全员可调接口</w:t>
-        <w:br/>
-        <w:t xml:space="preserve">               B 完成首页双Tab</w:t>
+        <w:t>第4-8天   ████ B 完成首页双Tab</w:t>
         <w:br/>
         <w:t xml:space="preserve">               C 完成个人中心+子页</w:t>
         <w:br/>
         <w:t xml:space="preserve">               D 启动商品详情</w:t>
         <w:br/>
-        <w:t xml:space="preserve">               F 交付商品+订单接口</w:t>
+        <w:t xml:space="preserve">               F 交付商品+订单接口（8个）</w:t>
         <w:br/>
         <w:t xml:space="preserve">               G 建表+导入种子数据</w:t>
         <w:br/>
@@ -4091,9 +3188,9 @@
         <w:br/>
         <w:t xml:space="preserve">               E 完成订单列表+营销页面</w:t>
         <w:br/>
-        <w:t xml:space="preserve">               F 交付优惠券+积分接口</w:t>
+        <w:t xml:space="preserve">               F 交付优惠券+积分接口（6个）</w:t>
         <w:br/>
-        <w:t xml:space="preserve">               G 交付辅助模块接口</w:t>
+        <w:t xml:space="preserve">               G 交付辅助模块接口（11个）</w:t>
         <w:br/>
         <w:br/>
         <w:t>第14-16天 ████ 全量联调</w:t>
@@ -4121,65 +3218,7 @@
         <w:pStyle w:val="Heading2"/>
       </w:pPr>
       <w:r>
-        <w:t>九、接口开发顺序（后端 F + G 看这里）</w:t>
-      </w:r>
-    </w:p>
-    <w:p>
-      <w:pPr>
-        <w:spacing w:before="120" w:after="120"/>
-        <w:ind w:left="283"/>
-        <w:shd w:fill="F5F5F5" w:val="clear"/>
-      </w:pPr>
-      <w:r>
-        <w:rPr>
-          <w:rFonts w:ascii="Consolas" w:hAnsi="Consolas"/>
-          <w:color w:val="333333"/>
-          <w:sz w:val="18"/>
-        </w:rPr>
-        <w:t>优先级1：POST /auth/register  +  POST /auth/login     ← A 做</w:t>
-        <w:br/>
-        <w:t>优先级2：GET  /products        +  GET /products/{id}   ← F 做</w:t>
-        <w:br/>
-        <w:t>优先级3：POST /orders/calculate + POST /orders          ← F 做</w:t>
-        <w:br/>
-        <w:t>优先级4：PUT  /orders/{id}/pay  + GET /orders           ← F 做</w:t>
-        <w:br/>
-        <w:t>优先级5：GET  /coupons         + POST /coupons/{id}/receive ← F 做</w:t>
-        <w:br/>
-        <w:t>优先级6：G 的 6 个辅助模块全部                                ← G 做</w:t>
-      </w:r>
-    </w:p>
-    <w:p>
-      <w:pPr>
-        <w:spacing w:before="80" w:after="80"/>
-        <w:ind w:left="567"/>
-        <w:pBdr>
-          <w:left w:val="single" w:sz="12" w:space="8" w:color="1989FA"/>
-        </w:pBdr>
-      </w:pPr>
-      <w:r>
-        <w:rPr>
-          <w:rFonts w:ascii="????" w:hAnsi="????" w:eastAsia="????"/>
-          <w:color w:val="666666"/>
-          <w:sz w:val="20"/>
-        </w:rPr>
-        <w:t>F 按优先级顺序做，前一个交付前端就能开工对接，不用等全部做完。</w:t>
-      </w:r>
-    </w:p>
-    <w:p>
-      <w:pPr>
-        <w:spacing w:before="120" w:after="120"/>
-        <w:pBdr>
-          <w:bottom w:val="single" w:sz="6" w:space="1" w:color="CCCCCC"/>
-        </w:pBdr>
-      </w:pPr>
-    </w:p>
-    <w:p>
-      <w:pPr>
-        <w:pStyle w:val="Heading2"/>
-      </w:pPr>
-      <w:r>
-        <w:t>十、接口对接表（前端看这里）</w:t>
+        <w:t>九、接口对接表</w:t>
       </w:r>
     </w:p>
     <w:tbl>
@@ -4223,7 +3262,7 @@
                 <w:b/>
                 <w:sz w:val="18"/>
               </w:rPr>
-              <w:t>依赖的接口</w:t>
+              <w:t>依赖的后端接口</w:t>
             </w:r>
           </w:p>
         </w:tc>
@@ -4255,7 +3294,7 @@
                 <w:rFonts w:ascii="????" w:hAnsi="????" w:eastAsia="????"/>
                 <w:sz w:val="18"/>
               </w:rPr>
-              <w:t>`GET /products`</w:t>
+              <w:t>`GET /api/products`（F）</w:t>
             </w:r>
           </w:p>
         </w:tc>
@@ -4287,7 +3326,7 @@
                 <w:rFonts w:ascii="????" w:hAnsi="????" w:eastAsia="????"/>
                 <w:sz w:val="18"/>
               </w:rPr>
-              <w:t>`GET /products/:id` → `POST /orders/calculate` → `GET /coupons/usable` → `POST /orders` → `PUT /orders/:id/pay`</w:t>
+              <w:t>`GET /api/products/:id`（F） → `POST /api/orders/calculate`（F） → `GET /api/coupons/usable`（F） → `POST /api/orders`（F） → `PUT /api/orders/:id/pay`（F）</w:t>
             </w:r>
           </w:p>
         </w:tc>
@@ -4319,7 +3358,7 @@
                 <w:rFonts w:ascii="????" w:hAnsi="????" w:eastAsia="????"/>
                 <w:sz w:val="18"/>
               </w:rPr>
-              <w:t>`GET /orders`、`GET /coupons`、`POST /coupons/:id/receive`、`GET /coupons/mine`、`GET /points/balance`、`POST /redeem`</w:t>
+              <w:t>`GET /api/orders`（F）、`GET /api/coupons`（F）、`POST /api/coupons/:id/receive`（F）、`GET /api/coupons/mine`（F）、`GET /api/points/balance`（F）、`POST /api/redeem`（G）</w:t>
             </w:r>
           </w:p>
         </w:tc>
@@ -4351,66 +3390,13 @@
                 <w:rFonts w:ascii="????" w:hAnsi="????" w:eastAsia="????"/>
                 <w:sz w:val="18"/>
               </w:rPr>
-              <w:t>`GET /favorites`、`POST /favorites`、`DELETE /favorites/:id`、`GET /travelers` 系列、`GET /reviews`、`POST /feedbacks`</w:t>
+              <w:t>`GET /api/favorites`（G）、`POST /api/favorites`（G）、`DELETE /api/favorites/:id`（G）、`GET /api/travelers`（G）、`POST /api/travelers`（G）、`PUT /api/travelers/:id`（G）、`DELETE /api/travelers/:id`（G）、`GET /api/reviews`（G）、`POST /api/feedbacks`（G）</w:t>
             </w:r>
           </w:p>
         </w:tc>
       </w:tr>
     </w:tbl>
     <w:p/>
-    <w:p>
-      <w:pPr>
-        <w:spacing w:before="120" w:after="120"/>
-        <w:pBdr>
-          <w:bottom w:val="single" w:sz="6" w:space="1" w:color="CCCCCC"/>
-        </w:pBdr>
-      </w:pPr>
-    </w:p>
-    <w:p>
-      <w:pPr>
-        <w:pStyle w:val="Heading2"/>
-      </w:pPr>
-      <w:r>
-        <w:t>十一、每日站会模板</w:t>
-      </w:r>
-    </w:p>
-    <w:p>
-      <w:r>
-        <w:rPr>
-          <w:rFonts w:ascii="????" w:hAnsi="????" w:eastAsia="????"/>
-          <w:sz w:val="22"/>
-        </w:rPr>
-        <w:t>每人 1 分钟，三句话：</w:t>
-      </w:r>
-    </w:p>
-    <w:p>
-      <w:pPr>
-        <w:spacing w:before="120" w:after="120"/>
-        <w:ind w:left="283"/>
-        <w:shd w:fill="F5F5F5" w:val="clear"/>
-      </w:pPr>
-      <w:r>
-        <w:rPr>
-          <w:rFonts w:ascii="Consolas" w:hAnsi="Consolas"/>
-          <w:color w:val="333333"/>
-          <w:sz w:val="18"/>
-        </w:rPr>
-        <w:t>昨天做了什么 →</w:t>
-        <w:br/>
-        <w:t>今天要做什么 →</w:t>
-        <w:br/>
-        <w:t>有没有卡住的地方 →</w:t>
-      </w:r>
-    </w:p>
-    <w:p>
-      <w:r>
-        <w:rPr>
-          <w:rFonts w:ascii="????" w:hAnsi="????" w:eastAsia="????"/>
-          <w:sz w:val="22"/>
-        </w:rPr>
-        <w:t>组长（A）每天收尾：今天整体进度、有没有人需要帮助。</w:t>
-      </w:r>
-    </w:p>
     <w:p>
       <w:pPr>
         <w:spacing w:before="120" w:after="120"/>
@@ -4434,7 +3420,7 @@
           <w:color w:val="666666"/>
           <w:sz w:val="20"/>
         </w:rPr>
-        <w:t>有问题先搜文档，搜不到群里问。18 天够用，别拖到最后一星期。</w:t>
+        <w:t>有问题先搜文档，搜不到群里问。每天站会三句话：昨天做了什么 → 今天要做什么 → 有没有卡住。</w:t>
       </w:r>
     </w:p>
     <w:sectPr>
